--- a/中文论文/4-1上海科技大学生命学院学位论文盲审申请表（20260226）.docx
+++ b/中文论文/4-1上海科技大学生命学院学位论文盲审申请表（20260226）.docx
@@ -6,7 +6,7 @@
       <w:pPr>
         <w:jc w:val="center"/>
         <w:rPr>
-          <w:rFonts w:ascii="_GB2312" w:hAnsi="_GB2312"/>
+          <w:rFonts w:ascii="_GB2312" w:hAnsi="_GB2312" w:hint="eastAsia"/>
           <w:b/>
           <w:bCs/>
           <w:color w:val="000000"/>
@@ -107,12 +107,6 @@
         <w:gridCol w:w="1531"/>
       </w:tblGrid>
       <w:tr>
-        <w:tblPrEx>
-          <w:tblCellMar>
-            <w:top w:w="0" w:type="dxa"/>
-            <w:bottom w:w="0" w:type="dxa"/>
-          </w:tblCellMar>
-        </w:tblPrEx>
         <w:trPr>
           <w:trHeight w:val="481"/>
         </w:trPr>
@@ -125,7 +119,6 @@
           <w:p>
             <w:pPr>
               <w:rPr>
-                <w:rFonts w:hint="eastAsia"/>
                 <w:b/>
                 <w:sz w:val="24"/>
               </w:rPr>
@@ -153,6 +146,7 @@
                 <w:sz w:val="24"/>
               </w:rPr>
             </w:pPr>
+            <w:proofErr w:type="gramStart"/>
             <w:r>
               <w:rPr>
                 <w:rFonts w:hint="eastAsia"/>
@@ -161,6 +155,7 @@
               </w:rPr>
               <w:t>张天夫</w:t>
             </w:r>
+            <w:proofErr w:type="gramEnd"/>
           </w:p>
         </w:tc>
         <w:tc>
@@ -208,6 +203,7 @@
                 <w:sz w:val="24"/>
               </w:rPr>
             </w:pPr>
+            <w:proofErr w:type="gramStart"/>
             <w:r>
               <w:rPr>
                 <w:rFonts w:hint="eastAsia"/>
@@ -216,16 +212,11 @@
               </w:rPr>
               <w:t>管吉松</w:t>
             </w:r>
+            <w:proofErr w:type="gramEnd"/>
           </w:p>
         </w:tc>
       </w:tr>
       <w:tr>
-        <w:tblPrEx>
-          <w:tblCellMar>
-            <w:top w:w="0" w:type="dxa"/>
-            <w:bottom w:w="0" w:type="dxa"/>
-          </w:tblCellMar>
-        </w:tblPrEx>
         <w:trPr>
           <w:trHeight w:val="481"/>
         </w:trPr>
@@ -238,7 +229,6 @@
           <w:p>
             <w:pPr>
               <w:rPr>
-                <w:rFonts w:hint="eastAsia"/>
                 <w:b/>
                 <w:sz w:val="24"/>
               </w:rPr>
@@ -262,7 +252,6 @@
             <w:pPr>
               <w:jc w:val="center"/>
               <w:rPr>
-                <w:rFonts w:hint="eastAsia"/>
                 <w:b/>
                 <w:sz w:val="24"/>
               </w:rPr>
@@ -286,7 +275,6 @@
             <w:pPr>
               <w:jc w:val="left"/>
               <w:rPr>
-                <w:rFonts w:hint="eastAsia"/>
                 <w:b/>
                 <w:sz w:val="24"/>
               </w:rPr>
@@ -311,7 +299,7 @@
             <w:pPr>
               <w:jc w:val="left"/>
               <w:rPr>
-                <w:rFonts w:ascii="宋体" w:hAnsi="宋体"/>
+                <w:rFonts w:ascii="宋体" w:hAnsi="宋体" w:hint="eastAsia"/>
                 <w:b/>
                 <w:sz w:val="24"/>
               </w:rPr>
@@ -383,7 +371,6 @@
             <w:pPr>
               <w:jc w:val="left"/>
               <w:rPr>
-                <w:rFonts w:hint="eastAsia"/>
                 <w:b/>
                 <w:sz w:val="24"/>
               </w:rPr>
@@ -439,12 +426,6 @@
         </w:tc>
       </w:tr>
       <w:tr>
-        <w:tblPrEx>
-          <w:tblCellMar>
-            <w:top w:w="0" w:type="dxa"/>
-            <w:bottom w:w="0" w:type="dxa"/>
-          </w:tblCellMar>
-        </w:tblPrEx>
         <w:trPr>
           <w:trHeight w:val="481"/>
         </w:trPr>
@@ -462,20 +443,29 @@
                 <w:sz w:val="20"/>
               </w:rPr>
             </w:pPr>
+            <w:proofErr w:type="gramStart"/>
             <w:r>
               <w:rPr>
                 <w:rFonts w:hint="eastAsia"/>
                 <w:b/>
                 <w:sz w:val="20"/>
               </w:rPr>
-              <w:t>学博是否有达到</w:t>
+              <w:t>学博是否</w:t>
+            </w:r>
+            <w:proofErr w:type="gramEnd"/>
+            <w:r>
+              <w:rPr>
+                <w:rFonts w:hint="eastAsia"/>
+                <w:b/>
+                <w:sz w:val="20"/>
+              </w:rPr>
+              <w:t>有达到</w:t>
             </w:r>
           </w:p>
           <w:p>
             <w:pPr>
               <w:jc w:val="left"/>
               <w:rPr>
-                <w:rFonts w:hint="eastAsia"/>
                 <w:b/>
                 <w:sz w:val="24"/>
               </w:rPr>
@@ -530,7 +520,6 @@
           <w:p>
             <w:pPr>
               <w:rPr>
-                <w:rFonts w:hint="eastAsia"/>
                 <w:b/>
                 <w:sz w:val="24"/>
               </w:rPr>
@@ -595,18 +584,35 @@
             <w:pPr>
               <w:jc w:val="left"/>
               <w:rPr>
-                <w:rFonts w:hint="eastAsia"/>
-                <w:b/>
-                <w:sz w:val="24"/>
-              </w:rPr>
-            </w:pPr>
-            <w:r>
-              <w:rPr>
-                <w:rFonts w:hint="eastAsia"/>
-                <w:b/>
-                <w:sz w:val="24"/>
-              </w:rPr>
-              <w:t>专业博成果类型</w:t>
+                <w:b/>
+                <w:sz w:val="24"/>
+              </w:rPr>
+            </w:pPr>
+            <w:r>
+              <w:rPr>
+                <w:rFonts w:hint="eastAsia"/>
+                <w:b/>
+                <w:sz w:val="24"/>
+              </w:rPr>
+              <w:t>专业</w:t>
+            </w:r>
+            <w:proofErr w:type="gramStart"/>
+            <w:r>
+              <w:rPr>
+                <w:rFonts w:hint="eastAsia"/>
+                <w:b/>
+                <w:sz w:val="24"/>
+              </w:rPr>
+              <w:t>博成果</w:t>
+            </w:r>
+            <w:proofErr w:type="gramEnd"/>
+            <w:r>
+              <w:rPr>
+                <w:rFonts w:hint="eastAsia"/>
+                <w:b/>
+                <w:sz w:val="24"/>
+              </w:rPr>
+              <w:t>类型</w:t>
             </w:r>
           </w:p>
         </w:tc>
@@ -619,18 +625,42 @@
           <w:p>
             <w:pPr>
               <w:rPr>
+                <w:rFonts w:ascii="宋体" w:hAnsi="宋体" w:hint="eastAsia"/>
+                <w:b/>
+                <w:sz w:val="24"/>
+              </w:rPr>
+            </w:pPr>
+            <w:r>
+              <w:rPr>
+                <w:rFonts w:hint="eastAsia"/>
+                <w:b/>
+                <w:sz w:val="24"/>
+              </w:rPr>
+              <w:t>科研文章</w:t>
+            </w:r>
+            <w:r>
+              <w:rPr>
+                <w:rFonts w:ascii="宋体" w:hAnsi="宋体" w:hint="eastAsia"/>
+                <w:b/>
+                <w:sz w:val="24"/>
+              </w:rPr>
+              <w:t xml:space="preserve">□ </w:t>
+            </w:r>
+            <w:r>
+              <w:rPr>
                 <w:rFonts w:ascii="宋体" w:hAnsi="宋体"/>
                 <w:b/>
                 <w:sz w:val="24"/>
               </w:rPr>
-            </w:pPr>
-            <w:r>
-              <w:rPr>
-                <w:rFonts w:hint="eastAsia"/>
-                <w:b/>
-                <w:sz w:val="24"/>
-              </w:rPr>
-              <w:t>科研文章</w:t>
+              <w:t xml:space="preserve"> </w:t>
+            </w:r>
+            <w:r>
+              <w:rPr>
+                <w:rFonts w:ascii="宋体" w:hAnsi="宋体"/>
+                <w:b/>
+                <w:sz w:val="24"/>
+              </w:rPr>
+              <w:t xml:space="preserve"> </w:t>
             </w:r>
             <w:r>
               <w:rPr>
@@ -638,37 +668,12 @@
                 <w:b/>
                 <w:sz w:val="24"/>
               </w:rPr>
-              <w:t xml:space="preserve">□ </w:t>
-            </w:r>
-            <w:r>
-              <w:rPr>
-                <w:rFonts w:ascii="宋体" w:hAnsi="宋体"/>
-                <w:b/>
-                <w:sz w:val="24"/>
-              </w:rPr>
-              <w:t xml:space="preserve"> </w:t>
-            </w:r>
-            <w:r>
-              <w:rPr>
-                <w:rFonts w:ascii="宋体" w:hAnsi="宋体"/>
-                <w:b/>
-                <w:sz w:val="24"/>
-              </w:rPr>
-              <w:t xml:space="preserve"> </w:t>
-            </w:r>
-            <w:r>
-              <w:rPr>
-                <w:rFonts w:ascii="宋体" w:hAnsi="宋体" w:hint="eastAsia"/>
-                <w:b/>
-                <w:sz w:val="24"/>
-              </w:rPr>
               <w:t xml:space="preserve">专利□ </w:t>
             </w:r>
           </w:p>
           <w:p>
             <w:pPr>
               <w:rPr>
-                <w:rFonts w:hint="eastAsia"/>
                 <w:b/>
                 <w:sz w:val="24"/>
               </w:rPr>
@@ -725,12 +730,6 @@
         </w:tc>
       </w:tr>
       <w:tr>
-        <w:tblPrEx>
-          <w:tblCellMar>
-            <w:top w:w="0" w:type="dxa"/>
-            <w:bottom w:w="0" w:type="dxa"/>
-          </w:tblCellMar>
-        </w:tblPrEx>
         <w:trPr>
           <w:trHeight w:val="481"/>
         </w:trPr>
@@ -807,12 +806,6 @@
         </w:tc>
       </w:tr>
       <w:tr>
-        <w:tblPrEx>
-          <w:tblCellMar>
-            <w:top w:w="0" w:type="dxa"/>
-            <w:bottom w:w="0" w:type="dxa"/>
-          </w:tblCellMar>
-        </w:tblPrEx>
         <w:trPr>
           <w:trHeight w:val="481"/>
         </w:trPr>
@@ -853,7 +846,6 @@
           <w:p>
             <w:pPr>
               <w:rPr>
-                <w:rFonts w:hint="eastAsia"/>
                 <w:b/>
                 <w:sz w:val="24"/>
               </w:rPr>
@@ -923,12 +915,6 @@
         </w:tc>
       </w:tr>
       <w:tr>
-        <w:tblPrEx>
-          <w:tblCellMar>
-            <w:top w:w="0" w:type="dxa"/>
-            <w:bottom w:w="0" w:type="dxa"/>
-          </w:tblCellMar>
-        </w:tblPrEx>
         <w:trPr>
           <w:trHeight w:val="481"/>
         </w:trPr>
@@ -941,7 +927,6 @@
           <w:p>
             <w:pPr>
               <w:rPr>
-                <w:rFonts w:hint="eastAsia"/>
                 <w:b/>
                 <w:sz w:val="24"/>
               </w:rPr>
@@ -998,18 +983,12 @@
                 <w:b/>
                 <w:sz w:val="24"/>
               </w:rPr>
-              <w:t>迁移学习的神经机制</w:t>
+              <w:t>连续学习的神经机制研究</w:t>
             </w:r>
           </w:p>
         </w:tc>
       </w:tr>
       <w:tr>
-        <w:tblPrEx>
-          <w:tblCellMar>
-            <w:top w:w="0" w:type="dxa"/>
-            <w:bottom w:w="0" w:type="dxa"/>
-          </w:tblCellMar>
-        </w:tblPrEx>
         <w:trPr>
           <w:trHeight w:val="481"/>
         </w:trPr>
@@ -1022,11 +1001,11 @@
           <w:p>
             <w:pPr>
               <w:rPr>
-                <w:rFonts w:hint="eastAsia"/>
-                <w:b/>
-                <w:sz w:val="24"/>
-              </w:rPr>
-            </w:pPr>
+                <w:b/>
+                <w:sz w:val="24"/>
+              </w:rPr>
+            </w:pPr>
+            <w:proofErr w:type="gramStart"/>
             <w:r>
               <w:rPr>
                 <w:rFonts w:hint="eastAsia"/>
@@ -1043,6 +1022,7 @@
               </w:rPr>
               <w:t>盲审类别</w:t>
             </w:r>
+            <w:proofErr w:type="gramEnd"/>
           </w:p>
         </w:tc>
         <w:tc>
@@ -1064,8 +1044,18 @@
                 <w:b/>
                 <w:sz w:val="24"/>
               </w:rPr>
-              <w:t>教育部平台盲审</w:t>
-            </w:r>
+              <w:t>教育部</w:t>
+            </w:r>
+            <w:proofErr w:type="gramStart"/>
+            <w:r>
+              <w:rPr>
+                <w:rFonts w:hint="eastAsia"/>
+                <w:b/>
+                <w:sz w:val="24"/>
+              </w:rPr>
+              <w:t>平台盲审</w:t>
+            </w:r>
+            <w:proofErr w:type="gramEnd"/>
             <w:r>
               <w:rPr>
                 <w:b/>
@@ -1121,6 +1111,7 @@
               </w:rPr>
               <w:t>学院</w:t>
             </w:r>
+            <w:proofErr w:type="gramStart"/>
             <w:r>
               <w:rPr>
                 <w:rFonts w:hint="eastAsia"/>
@@ -1129,6 +1120,7 @@
               </w:rPr>
               <w:t>线下盲审</w:t>
             </w:r>
+            <w:proofErr w:type="gramEnd"/>
             <w:r>
               <w:rPr>
                 <w:b/>
@@ -1148,12 +1140,6 @@
         </w:tc>
       </w:tr>
       <w:tr>
-        <w:tblPrEx>
-          <w:tblCellMar>
-            <w:top w:w="0" w:type="dxa"/>
-            <w:bottom w:w="0" w:type="dxa"/>
-          </w:tblCellMar>
-        </w:tblPrEx>
         <w:trPr>
           <w:trHeight w:val="481"/>
         </w:trPr>
@@ -1166,7 +1152,6 @@
           <w:p>
             <w:pPr>
               <w:rPr>
-                <w:rFonts w:hint="eastAsia"/>
                 <w:b/>
                 <w:sz w:val="24"/>
               </w:rPr>
@@ -1193,7 +1178,25 @@
                 <w:b/>
                 <w:sz w:val="24"/>
               </w:rPr>
-              <w:t>线下盲审者</w:t>
+              <w:t>线下</w:t>
+            </w:r>
+            <w:proofErr w:type="gramStart"/>
+            <w:r>
+              <w:rPr>
+                <w:rFonts w:hint="eastAsia"/>
+                <w:b/>
+                <w:sz w:val="24"/>
+              </w:rPr>
+              <w:t>盲</w:t>
+            </w:r>
+            <w:proofErr w:type="gramEnd"/>
+            <w:r>
+              <w:rPr>
+                <w:rFonts w:hint="eastAsia"/>
+                <w:b/>
+                <w:sz w:val="24"/>
+              </w:rPr>
+              <w:t>审者</w:t>
             </w:r>
             <w:r>
               <w:rPr>
@@ -1226,6 +1229,7 @@
               </w:rPr>
               <w:t>0</w:t>
             </w:r>
+            <w:proofErr w:type="gramStart"/>
             <w:r>
               <w:rPr>
                 <w:rFonts w:hint="eastAsia"/>
@@ -1240,7 +1244,34 @@
                 <w:b/>
                 <w:sz w:val="24"/>
               </w:rPr>
-              <w:t>拟推荐的盲审专家（</w:t>
+              <w:t>拟</w:t>
+            </w:r>
+            <w:proofErr w:type="gramEnd"/>
+            <w:r>
+              <w:rPr>
+                <w:rFonts w:hint="eastAsia"/>
+                <w:b/>
+                <w:sz w:val="24"/>
+              </w:rPr>
+              <w:t>推荐</w:t>
+            </w:r>
+            <w:proofErr w:type="gramStart"/>
+            <w:r>
+              <w:rPr>
+                <w:rFonts w:hint="eastAsia"/>
+                <w:b/>
+                <w:sz w:val="24"/>
+              </w:rPr>
+              <w:t>的盲审专家</w:t>
+            </w:r>
+            <w:proofErr w:type="gramEnd"/>
+            <w:r>
+              <w:rPr>
+                <w:rFonts w:hint="eastAsia"/>
+                <w:b/>
+                <w:sz w:val="24"/>
+              </w:rPr>
+              <w:t>（</w:t>
             </w:r>
             <w:r>
               <w:rPr>
@@ -1286,12 +1317,6 @@
         </w:tc>
       </w:tr>
       <w:tr>
-        <w:tblPrEx>
-          <w:tblCellMar>
-            <w:top w:w="0" w:type="dxa"/>
-            <w:bottom w:w="0" w:type="dxa"/>
-          </w:tblCellMar>
-        </w:tblPrEx>
         <w:trPr>
           <w:trHeight w:val="481"/>
         </w:trPr>
@@ -1304,7 +1329,6 @@
             <w:pPr>
               <w:jc w:val="center"/>
               <w:rPr>
-                <w:rFonts w:hint="eastAsia"/>
                 <w:b/>
                 <w:sz w:val="24"/>
               </w:rPr>
@@ -1328,7 +1352,6 @@
             <w:pPr>
               <w:jc w:val="center"/>
               <w:rPr>
-                <w:rFonts w:hint="eastAsia"/>
                 <w:b/>
                 <w:sz w:val="24"/>
               </w:rPr>
@@ -1352,7 +1375,6 @@
             <w:pPr>
               <w:jc w:val="center"/>
               <w:rPr>
-                <w:rFonts w:hint="eastAsia"/>
                 <w:b/>
                 <w:sz w:val="24"/>
               </w:rPr>
@@ -1376,7 +1398,6 @@
             <w:pPr>
               <w:jc w:val="center"/>
               <w:rPr>
-                <w:rFonts w:hint="eastAsia"/>
                 <w:b/>
                 <w:sz w:val="24"/>
               </w:rPr>
@@ -1400,7 +1421,6 @@
             <w:pPr>
               <w:jc w:val="center"/>
               <w:rPr>
-                <w:rFonts w:hint="eastAsia"/>
                 <w:b/>
                 <w:sz w:val="24"/>
               </w:rPr>
@@ -1424,7 +1444,6 @@
             <w:pPr>
               <w:jc w:val="center"/>
               <w:rPr>
-                <w:rFonts w:hint="eastAsia"/>
                 <w:b/>
                 <w:sz w:val="24"/>
               </w:rPr>
@@ -1441,12 +1460,6 @@
         </w:tc>
       </w:tr>
       <w:tr>
-        <w:tblPrEx>
-          <w:tblCellMar>
-            <w:top w:w="0" w:type="dxa"/>
-            <w:bottom w:w="0" w:type="dxa"/>
-          </w:tblCellMar>
-        </w:tblPrEx>
         <w:trPr>
           <w:trHeight w:val="397"/>
         </w:trPr>
@@ -1460,7 +1473,6 @@
               <w:snapToGrid w:val="0"/>
               <w:jc w:val="center"/>
               <w:rPr>
-                <w:rFonts w:hint="eastAsia"/>
                 <w:sz w:val="24"/>
               </w:rPr>
             </w:pPr>
@@ -1476,7 +1488,6 @@
               <w:snapToGrid w:val="0"/>
               <w:jc w:val="center"/>
               <w:rPr>
-                <w:rFonts w:hint="eastAsia"/>
                 <w:sz w:val="24"/>
               </w:rPr>
             </w:pPr>
@@ -1492,7 +1503,6 @@
               <w:snapToGrid w:val="0"/>
               <w:jc w:val="center"/>
               <w:rPr>
-                <w:rFonts w:hint="eastAsia"/>
                 <w:sz w:val="24"/>
               </w:rPr>
             </w:pPr>
@@ -1508,7 +1518,6 @@
               <w:snapToGrid w:val="0"/>
               <w:jc w:val="center"/>
               <w:rPr>
-                <w:rFonts w:hint="eastAsia"/>
                 <w:sz w:val="24"/>
               </w:rPr>
             </w:pPr>
@@ -1524,7 +1533,6 @@
               <w:snapToGrid w:val="0"/>
               <w:jc w:val="center"/>
               <w:rPr>
-                <w:rFonts w:hint="eastAsia"/>
                 <w:sz w:val="24"/>
               </w:rPr>
             </w:pPr>
@@ -1540,7 +1548,6 @@
               <w:snapToGrid w:val="0"/>
               <w:jc w:val="center"/>
               <w:rPr>
-                <w:rFonts w:hint="eastAsia"/>
                 <w:sz w:val="24"/>
               </w:rPr>
             </w:pPr>
@@ -1548,12 +1555,6 @@
         </w:tc>
       </w:tr>
       <w:tr>
-        <w:tblPrEx>
-          <w:tblCellMar>
-            <w:top w:w="0" w:type="dxa"/>
-            <w:bottom w:w="0" w:type="dxa"/>
-          </w:tblCellMar>
-        </w:tblPrEx>
         <w:trPr>
           <w:trHeight w:val="397"/>
         </w:trPr>
@@ -1567,7 +1568,6 @@
               <w:snapToGrid w:val="0"/>
               <w:jc w:val="center"/>
               <w:rPr>
-                <w:rFonts w:hint="eastAsia"/>
                 <w:sz w:val="24"/>
               </w:rPr>
             </w:pPr>
@@ -1583,7 +1583,6 @@
               <w:snapToGrid w:val="0"/>
               <w:jc w:val="center"/>
               <w:rPr>
-                <w:rFonts w:hint="eastAsia"/>
                 <w:sz w:val="24"/>
               </w:rPr>
             </w:pPr>
@@ -1599,7 +1598,6 @@
               <w:snapToGrid w:val="0"/>
               <w:jc w:val="center"/>
               <w:rPr>
-                <w:rFonts w:hint="eastAsia"/>
                 <w:sz w:val="24"/>
               </w:rPr>
             </w:pPr>
@@ -1615,7 +1613,6 @@
               <w:snapToGrid w:val="0"/>
               <w:jc w:val="center"/>
               <w:rPr>
-                <w:rFonts w:hint="eastAsia"/>
                 <w:sz w:val="24"/>
               </w:rPr>
             </w:pPr>
@@ -1631,7 +1628,6 @@
               <w:snapToGrid w:val="0"/>
               <w:jc w:val="center"/>
               <w:rPr>
-                <w:rFonts w:hint="eastAsia"/>
                 <w:sz w:val="24"/>
               </w:rPr>
             </w:pPr>
@@ -1647,7 +1643,6 @@
               <w:snapToGrid w:val="0"/>
               <w:jc w:val="center"/>
               <w:rPr>
-                <w:rFonts w:hint="eastAsia"/>
                 <w:sz w:val="24"/>
               </w:rPr>
             </w:pPr>
@@ -1655,12 +1650,6 @@
         </w:tc>
       </w:tr>
       <w:tr>
-        <w:tblPrEx>
-          <w:tblCellMar>
-            <w:top w:w="0" w:type="dxa"/>
-            <w:bottom w:w="0" w:type="dxa"/>
-          </w:tblCellMar>
-        </w:tblPrEx>
         <w:trPr>
           <w:trHeight w:val="397"/>
         </w:trPr>
@@ -1674,7 +1663,6 @@
               <w:snapToGrid w:val="0"/>
               <w:jc w:val="center"/>
               <w:rPr>
-                <w:rFonts w:hint="eastAsia"/>
                 <w:sz w:val="24"/>
               </w:rPr>
             </w:pPr>
@@ -1690,7 +1678,6 @@
               <w:snapToGrid w:val="0"/>
               <w:jc w:val="center"/>
               <w:rPr>
-                <w:rFonts w:hint="eastAsia"/>
                 <w:sz w:val="24"/>
               </w:rPr>
             </w:pPr>
@@ -1706,7 +1693,6 @@
               <w:snapToGrid w:val="0"/>
               <w:jc w:val="center"/>
               <w:rPr>
-                <w:rFonts w:hint="eastAsia"/>
                 <w:sz w:val="24"/>
               </w:rPr>
             </w:pPr>
@@ -1722,7 +1708,6 @@
               <w:snapToGrid w:val="0"/>
               <w:jc w:val="center"/>
               <w:rPr>
-                <w:rFonts w:hint="eastAsia"/>
                 <w:sz w:val="24"/>
               </w:rPr>
             </w:pPr>
@@ -1738,7 +1723,6 @@
               <w:snapToGrid w:val="0"/>
               <w:jc w:val="center"/>
               <w:rPr>
-                <w:rFonts w:hint="eastAsia"/>
                 <w:sz w:val="24"/>
               </w:rPr>
             </w:pPr>
@@ -1754,7 +1738,6 @@
               <w:snapToGrid w:val="0"/>
               <w:jc w:val="center"/>
               <w:rPr>
-                <w:rFonts w:hint="eastAsia"/>
                 <w:sz w:val="24"/>
               </w:rPr>
             </w:pPr>
@@ -1762,12 +1745,6 @@
         </w:tc>
       </w:tr>
       <w:tr>
-        <w:tblPrEx>
-          <w:tblCellMar>
-            <w:top w:w="0" w:type="dxa"/>
-            <w:bottom w:w="0" w:type="dxa"/>
-          </w:tblCellMar>
-        </w:tblPrEx>
         <w:trPr>
           <w:trHeight w:val="397"/>
         </w:trPr>
@@ -1781,7 +1758,6 @@
               <w:snapToGrid w:val="0"/>
               <w:jc w:val="center"/>
               <w:rPr>
-                <w:rFonts w:hint="eastAsia"/>
                 <w:sz w:val="24"/>
               </w:rPr>
             </w:pPr>
@@ -1797,7 +1773,6 @@
               <w:snapToGrid w:val="0"/>
               <w:jc w:val="center"/>
               <w:rPr>
-                <w:rFonts w:hint="eastAsia"/>
                 <w:sz w:val="24"/>
               </w:rPr>
             </w:pPr>
@@ -1813,7 +1788,6 @@
               <w:snapToGrid w:val="0"/>
               <w:jc w:val="center"/>
               <w:rPr>
-                <w:rFonts w:hint="eastAsia"/>
                 <w:sz w:val="24"/>
               </w:rPr>
             </w:pPr>
@@ -1829,7 +1803,6 @@
               <w:snapToGrid w:val="0"/>
               <w:jc w:val="center"/>
               <w:rPr>
-                <w:rFonts w:hint="eastAsia"/>
                 <w:sz w:val="24"/>
               </w:rPr>
             </w:pPr>
@@ -1845,7 +1818,6 @@
               <w:snapToGrid w:val="0"/>
               <w:jc w:val="center"/>
               <w:rPr>
-                <w:rFonts w:hint="eastAsia"/>
                 <w:sz w:val="24"/>
               </w:rPr>
             </w:pPr>
@@ -1861,7 +1833,6 @@
               <w:snapToGrid w:val="0"/>
               <w:jc w:val="center"/>
               <w:rPr>
-                <w:rFonts w:hint="eastAsia"/>
                 <w:sz w:val="24"/>
               </w:rPr>
             </w:pPr>
@@ -1869,12 +1840,6 @@
         </w:tc>
       </w:tr>
       <w:tr>
-        <w:tblPrEx>
-          <w:tblCellMar>
-            <w:top w:w="0" w:type="dxa"/>
-            <w:bottom w:w="0" w:type="dxa"/>
-          </w:tblCellMar>
-        </w:tblPrEx>
         <w:trPr>
           <w:trHeight w:val="397"/>
         </w:trPr>
@@ -1888,7 +1853,6 @@
               <w:snapToGrid w:val="0"/>
               <w:jc w:val="center"/>
               <w:rPr>
-                <w:rFonts w:hint="eastAsia"/>
                 <w:sz w:val="24"/>
               </w:rPr>
             </w:pPr>
@@ -1904,7 +1868,6 @@
               <w:snapToGrid w:val="0"/>
               <w:jc w:val="center"/>
               <w:rPr>
-                <w:rFonts w:hint="eastAsia"/>
                 <w:sz w:val="24"/>
               </w:rPr>
             </w:pPr>
@@ -1920,7 +1883,6 @@
               <w:snapToGrid w:val="0"/>
               <w:jc w:val="center"/>
               <w:rPr>
-                <w:rFonts w:hint="eastAsia"/>
                 <w:sz w:val="24"/>
               </w:rPr>
             </w:pPr>
@@ -1936,7 +1898,6 @@
               <w:snapToGrid w:val="0"/>
               <w:jc w:val="center"/>
               <w:rPr>
-                <w:rFonts w:hint="eastAsia"/>
                 <w:sz w:val="24"/>
               </w:rPr>
             </w:pPr>
@@ -1952,7 +1913,6 @@
               <w:snapToGrid w:val="0"/>
               <w:jc w:val="center"/>
               <w:rPr>
-                <w:rFonts w:hint="eastAsia"/>
                 <w:sz w:val="24"/>
               </w:rPr>
             </w:pPr>
@@ -1968,7 +1928,6 @@
               <w:snapToGrid w:val="0"/>
               <w:jc w:val="center"/>
               <w:rPr>
-                <w:rFonts w:hint="eastAsia"/>
                 <w:sz w:val="24"/>
               </w:rPr>
             </w:pPr>
@@ -1976,12 +1935,6 @@
         </w:tc>
       </w:tr>
       <w:tr>
-        <w:tblPrEx>
-          <w:tblCellMar>
-            <w:top w:w="0" w:type="dxa"/>
-            <w:bottom w:w="0" w:type="dxa"/>
-          </w:tblCellMar>
-        </w:tblPrEx>
         <w:trPr>
           <w:trHeight w:val="397"/>
         </w:trPr>
@@ -1995,7 +1948,6 @@
               <w:snapToGrid w:val="0"/>
               <w:jc w:val="center"/>
               <w:rPr>
-                <w:rFonts w:hint="eastAsia"/>
                 <w:sz w:val="24"/>
               </w:rPr>
             </w:pPr>
@@ -2011,7 +1963,6 @@
               <w:snapToGrid w:val="0"/>
               <w:jc w:val="center"/>
               <w:rPr>
-                <w:rFonts w:hint="eastAsia"/>
                 <w:sz w:val="24"/>
               </w:rPr>
             </w:pPr>
@@ -2027,7 +1978,6 @@
               <w:snapToGrid w:val="0"/>
               <w:jc w:val="center"/>
               <w:rPr>
-                <w:rFonts w:hint="eastAsia"/>
                 <w:sz w:val="24"/>
               </w:rPr>
             </w:pPr>
@@ -2043,7 +1993,6 @@
               <w:snapToGrid w:val="0"/>
               <w:jc w:val="center"/>
               <w:rPr>
-                <w:rFonts w:hint="eastAsia"/>
                 <w:sz w:val="24"/>
               </w:rPr>
             </w:pPr>
@@ -2059,7 +2008,6 @@
               <w:snapToGrid w:val="0"/>
               <w:jc w:val="center"/>
               <w:rPr>
-                <w:rFonts w:hint="eastAsia"/>
                 <w:sz w:val="24"/>
               </w:rPr>
             </w:pPr>
@@ -2075,7 +2023,6 @@
               <w:snapToGrid w:val="0"/>
               <w:jc w:val="center"/>
               <w:rPr>
-                <w:rFonts w:hint="eastAsia"/>
                 <w:sz w:val="24"/>
               </w:rPr>
             </w:pPr>
@@ -2083,12 +2030,6 @@
         </w:tc>
       </w:tr>
       <w:tr>
-        <w:tblPrEx>
-          <w:tblCellMar>
-            <w:top w:w="0" w:type="dxa"/>
-            <w:bottom w:w="0" w:type="dxa"/>
-          </w:tblCellMar>
-        </w:tblPrEx>
         <w:trPr>
           <w:trHeight w:val="397"/>
         </w:trPr>
@@ -2102,7 +2043,6 @@
               <w:snapToGrid w:val="0"/>
               <w:jc w:val="center"/>
               <w:rPr>
-                <w:rFonts w:hint="eastAsia"/>
                 <w:sz w:val="24"/>
               </w:rPr>
             </w:pPr>
@@ -2118,7 +2058,6 @@
               <w:snapToGrid w:val="0"/>
               <w:jc w:val="center"/>
               <w:rPr>
-                <w:rFonts w:hint="eastAsia"/>
                 <w:sz w:val="24"/>
               </w:rPr>
             </w:pPr>
@@ -2134,7 +2073,6 @@
               <w:snapToGrid w:val="0"/>
               <w:jc w:val="center"/>
               <w:rPr>
-                <w:rFonts w:hint="eastAsia"/>
                 <w:sz w:val="24"/>
               </w:rPr>
             </w:pPr>
@@ -2150,7 +2088,6 @@
               <w:snapToGrid w:val="0"/>
               <w:jc w:val="center"/>
               <w:rPr>
-                <w:rFonts w:hint="eastAsia"/>
                 <w:sz w:val="24"/>
               </w:rPr>
             </w:pPr>
@@ -2166,7 +2103,6 @@
               <w:snapToGrid w:val="0"/>
               <w:jc w:val="center"/>
               <w:rPr>
-                <w:rFonts w:hint="eastAsia"/>
                 <w:sz w:val="24"/>
               </w:rPr>
             </w:pPr>
@@ -2182,7 +2118,6 @@
               <w:snapToGrid w:val="0"/>
               <w:jc w:val="center"/>
               <w:rPr>
-                <w:rFonts w:hint="eastAsia"/>
                 <w:sz w:val="24"/>
               </w:rPr>
             </w:pPr>
@@ -2190,12 +2125,6 @@
         </w:tc>
       </w:tr>
       <w:tr>
-        <w:tblPrEx>
-          <w:tblCellMar>
-            <w:top w:w="0" w:type="dxa"/>
-            <w:bottom w:w="0" w:type="dxa"/>
-          </w:tblCellMar>
-        </w:tblPrEx>
         <w:trPr>
           <w:trHeight w:val="397"/>
         </w:trPr>
@@ -2209,7 +2138,6 @@
               <w:snapToGrid w:val="0"/>
               <w:jc w:val="center"/>
               <w:rPr>
-                <w:rFonts w:hint="eastAsia"/>
                 <w:sz w:val="24"/>
               </w:rPr>
             </w:pPr>
@@ -2225,7 +2153,6 @@
               <w:snapToGrid w:val="0"/>
               <w:jc w:val="center"/>
               <w:rPr>
-                <w:rFonts w:hint="eastAsia"/>
                 <w:sz w:val="24"/>
               </w:rPr>
             </w:pPr>
@@ -2241,7 +2168,6 @@
               <w:snapToGrid w:val="0"/>
               <w:jc w:val="center"/>
               <w:rPr>
-                <w:rFonts w:hint="eastAsia"/>
                 <w:sz w:val="24"/>
               </w:rPr>
             </w:pPr>
@@ -2257,7 +2183,6 @@
               <w:snapToGrid w:val="0"/>
               <w:jc w:val="center"/>
               <w:rPr>
-                <w:rFonts w:hint="eastAsia"/>
                 <w:sz w:val="24"/>
               </w:rPr>
             </w:pPr>
@@ -2273,7 +2198,6 @@
               <w:snapToGrid w:val="0"/>
               <w:jc w:val="center"/>
               <w:rPr>
-                <w:rFonts w:hint="eastAsia"/>
                 <w:sz w:val="24"/>
               </w:rPr>
             </w:pPr>
@@ -2289,7 +2213,6 @@
               <w:snapToGrid w:val="0"/>
               <w:jc w:val="center"/>
               <w:rPr>
-                <w:rFonts w:hint="eastAsia"/>
                 <w:sz w:val="24"/>
               </w:rPr>
             </w:pPr>
@@ -2297,12 +2220,6 @@
         </w:tc>
       </w:tr>
       <w:tr>
-        <w:tblPrEx>
-          <w:tblCellMar>
-            <w:top w:w="0" w:type="dxa"/>
-            <w:bottom w:w="0" w:type="dxa"/>
-          </w:tblCellMar>
-        </w:tblPrEx>
         <w:trPr>
           <w:trHeight w:val="397"/>
         </w:trPr>
@@ -2316,7 +2233,6 @@
               <w:snapToGrid w:val="0"/>
               <w:jc w:val="center"/>
               <w:rPr>
-                <w:rFonts w:hint="eastAsia"/>
                 <w:sz w:val="24"/>
               </w:rPr>
             </w:pPr>
@@ -2332,7 +2248,6 @@
               <w:snapToGrid w:val="0"/>
               <w:jc w:val="center"/>
               <w:rPr>
-                <w:rFonts w:hint="eastAsia"/>
                 <w:sz w:val="24"/>
               </w:rPr>
             </w:pPr>
@@ -2348,7 +2263,6 @@
               <w:snapToGrid w:val="0"/>
               <w:jc w:val="center"/>
               <w:rPr>
-                <w:rFonts w:hint="eastAsia"/>
                 <w:sz w:val="24"/>
               </w:rPr>
             </w:pPr>
@@ -2364,7 +2278,6 @@
               <w:snapToGrid w:val="0"/>
               <w:jc w:val="center"/>
               <w:rPr>
-                <w:rFonts w:hint="eastAsia"/>
                 <w:sz w:val="24"/>
               </w:rPr>
             </w:pPr>
@@ -2380,7 +2293,6 @@
               <w:snapToGrid w:val="0"/>
               <w:jc w:val="center"/>
               <w:rPr>
-                <w:rFonts w:hint="eastAsia"/>
                 <w:sz w:val="24"/>
               </w:rPr>
             </w:pPr>
@@ -2396,7 +2308,6 @@
               <w:snapToGrid w:val="0"/>
               <w:jc w:val="center"/>
               <w:rPr>
-                <w:rFonts w:hint="eastAsia"/>
                 <w:sz w:val="24"/>
               </w:rPr>
             </w:pPr>
@@ -2404,12 +2315,6 @@
         </w:tc>
       </w:tr>
       <w:tr>
-        <w:tblPrEx>
-          <w:tblCellMar>
-            <w:top w:w="0" w:type="dxa"/>
-            <w:bottom w:w="0" w:type="dxa"/>
-          </w:tblCellMar>
-        </w:tblPrEx>
         <w:trPr>
           <w:trHeight w:val="1835"/>
         </w:trPr>
@@ -2454,6 +2359,7 @@
               </w:rPr>
               <w:t>本人</w:t>
             </w:r>
+            <w:proofErr w:type="gramStart"/>
             <w:r>
               <w:rPr>
                 <w:b/>
@@ -2469,6 +2375,7 @@
               </w:rPr>
               <w:t>盲审论文</w:t>
             </w:r>
+            <w:proofErr w:type="gramEnd"/>
             <w:r>
               <w:rPr>
                 <w:b/>
@@ -2580,7 +2487,6 @@
           <w:p>
             <w:pPr>
               <w:rPr>
-                <w:rFonts w:hint="eastAsia"/>
                 <w:sz w:val="24"/>
               </w:rPr>
             </w:pPr>
@@ -2589,7 +2495,6 @@
             <w:pPr>
               <w:ind w:firstLineChars="950" w:firstLine="2280"/>
               <w:rPr>
-                <w:rFonts w:hint="eastAsia"/>
                 <w:sz w:val="24"/>
               </w:rPr>
             </w:pPr>
@@ -2729,12 +2634,6 @@
         </w:tc>
       </w:tr>
       <w:tr>
-        <w:tblPrEx>
-          <w:tblCellMar>
-            <w:top w:w="0" w:type="dxa"/>
-            <w:bottom w:w="0" w:type="dxa"/>
-          </w:tblCellMar>
-        </w:tblPrEx>
         <w:trPr>
           <w:trHeight w:val="2090"/>
         </w:trPr>
@@ -2982,7 +2881,6 @@
               <w:spacing w:beforeLines="50" w:before="156" w:line="400" w:lineRule="exact"/>
               <w:ind w:firstLineChars="1350" w:firstLine="3240"/>
               <w:rPr>
-                <w:rFonts w:hint="eastAsia"/>
                 <w:sz w:val="24"/>
               </w:rPr>
             </w:pPr>
@@ -3098,7 +2996,6 @@
       <w:pPr>
         <w:ind w:right="480"/>
         <w:rPr>
-          <w:rFonts w:hint="eastAsia"/>
           <w:sz w:val="24"/>
         </w:rPr>
       </w:pPr>
@@ -3178,6 +3075,50 @@
     <w:lsdException w:name="Subtitle" w:qFormat="1"/>
     <w:lsdException w:name="Strong" w:qFormat="1"/>
     <w:lsdException w:name="Emphasis" w:qFormat="1"/>
+    <w:lsdException w:name="Normal Table" w:semiHidden="1" w:unhideWhenUsed="1"/>
+    <w:lsdException w:name="Table Simple 1" w:semiHidden="1" w:unhideWhenUsed="1"/>
+    <w:lsdException w:name="Table Simple 2" w:semiHidden="1" w:unhideWhenUsed="1"/>
+    <w:lsdException w:name="Table Simple 3" w:semiHidden="1" w:unhideWhenUsed="1"/>
+    <w:lsdException w:name="Table Classic 1" w:semiHidden="1" w:unhideWhenUsed="1"/>
+    <w:lsdException w:name="Table Classic 2" w:semiHidden="1" w:unhideWhenUsed="1"/>
+    <w:lsdException w:name="Table Classic 3" w:semiHidden="1" w:unhideWhenUsed="1"/>
+    <w:lsdException w:name="Table Classic 4" w:semiHidden="1" w:unhideWhenUsed="1"/>
+    <w:lsdException w:name="Table Colorful 1" w:semiHidden="1" w:unhideWhenUsed="1"/>
+    <w:lsdException w:name="Table Colorful 2" w:semiHidden="1" w:unhideWhenUsed="1"/>
+    <w:lsdException w:name="Table Colorful 3" w:semiHidden="1" w:unhideWhenUsed="1"/>
+    <w:lsdException w:name="Table Columns 1" w:semiHidden="1" w:unhideWhenUsed="1"/>
+    <w:lsdException w:name="Table Columns 2" w:semiHidden="1" w:unhideWhenUsed="1"/>
+    <w:lsdException w:name="Table Columns 3" w:semiHidden="1" w:unhideWhenUsed="1"/>
+    <w:lsdException w:name="Table Columns 4" w:semiHidden="1" w:unhideWhenUsed="1"/>
+    <w:lsdException w:name="Table Columns 5" w:semiHidden="1" w:unhideWhenUsed="1"/>
+    <w:lsdException w:name="Table Grid 1" w:semiHidden="1" w:unhideWhenUsed="1"/>
+    <w:lsdException w:name="Table Grid 2" w:semiHidden="1" w:unhideWhenUsed="1"/>
+    <w:lsdException w:name="Table Grid 3" w:semiHidden="1" w:unhideWhenUsed="1"/>
+    <w:lsdException w:name="Table Grid 4" w:semiHidden="1" w:unhideWhenUsed="1"/>
+    <w:lsdException w:name="Table Grid 5" w:semiHidden="1" w:unhideWhenUsed="1"/>
+    <w:lsdException w:name="Table Grid 6" w:semiHidden="1" w:unhideWhenUsed="1"/>
+    <w:lsdException w:name="Table Grid 7" w:semiHidden="1" w:unhideWhenUsed="1"/>
+    <w:lsdException w:name="Table Grid 8" w:semiHidden="1" w:unhideWhenUsed="1"/>
+    <w:lsdException w:name="Table List 1" w:semiHidden="1" w:unhideWhenUsed="1"/>
+    <w:lsdException w:name="Table List 2" w:semiHidden="1" w:unhideWhenUsed="1"/>
+    <w:lsdException w:name="Table List 3" w:semiHidden="1" w:unhideWhenUsed="1"/>
+    <w:lsdException w:name="Table List 4" w:semiHidden="1" w:unhideWhenUsed="1"/>
+    <w:lsdException w:name="Table List 5" w:semiHidden="1" w:unhideWhenUsed="1"/>
+    <w:lsdException w:name="Table List 6" w:semiHidden="1" w:unhideWhenUsed="1"/>
+    <w:lsdException w:name="Table List 7" w:semiHidden="1" w:unhideWhenUsed="1"/>
+    <w:lsdException w:name="Table List 8" w:semiHidden="1" w:unhideWhenUsed="1"/>
+    <w:lsdException w:name="Table 3D effects 1" w:semiHidden="1" w:unhideWhenUsed="1"/>
+    <w:lsdException w:name="Table 3D effects 2" w:semiHidden="1" w:unhideWhenUsed="1"/>
+    <w:lsdException w:name="Table 3D effects 3" w:semiHidden="1" w:unhideWhenUsed="1"/>
+    <w:lsdException w:name="Table Contemporary" w:semiHidden="1" w:unhideWhenUsed="1"/>
+    <w:lsdException w:name="Table Elegant" w:semiHidden="1" w:unhideWhenUsed="1"/>
+    <w:lsdException w:name="Table Professional" w:semiHidden="1" w:unhideWhenUsed="1"/>
+    <w:lsdException w:name="Table Subtle 1" w:semiHidden="1" w:unhideWhenUsed="1"/>
+    <w:lsdException w:name="Table Subtle 2" w:semiHidden="1" w:unhideWhenUsed="1"/>
+    <w:lsdException w:name="Table Web 1" w:semiHidden="1" w:unhideWhenUsed="1"/>
+    <w:lsdException w:name="Table Web 2" w:semiHidden="1" w:unhideWhenUsed="1"/>
+    <w:lsdException w:name="Table Web 3" w:semiHidden="1" w:unhideWhenUsed="1"/>
+    <w:lsdException w:name="Table Theme" w:semiHidden="1" w:unhideWhenUsed="1"/>
     <w:lsdException w:name="Placeholder Text" w:semiHidden="1" w:uiPriority="99"/>
     <w:lsdException w:name="No Spacing" w:uiPriority="1" w:qFormat="1"/>
     <w:lsdException w:name="Light Shading" w:uiPriority="60"/>
@@ -3414,11 +3355,15 @@
   </w:style>
   <w:style w:type="character" w:default="1" w:styleId="a0">
     <w:name w:val="Default Paragraph Font"/>
+    <w:uiPriority w:val="1"/>
     <w:semiHidden/>
+    <w:unhideWhenUsed/>
   </w:style>
   <w:style w:type="table" w:default="1" w:styleId="a1">
     <w:name w:val="Normal Table"/>
+    <w:uiPriority w:val="99"/>
     <w:semiHidden/>
+    <w:unhideWhenUsed/>
     <w:tblPr>
       <w:tblInd w:w="0" w:type="dxa"/>
       <w:tblCellMar>
@@ -3431,12 +3376,14 @@
   </w:style>
   <w:style w:type="numbering" w:default="1" w:styleId="a2">
     <w:name w:val="No List"/>
+    <w:uiPriority w:val="99"/>
     <w:semiHidden/>
+    <w:unhideWhenUsed/>
   </w:style>
   <w:style w:type="paragraph" w:styleId="a3">
     <w:name w:val="header"/>
     <w:basedOn w:val="a"/>
-    <w:link w:val="Char"/>
+    <w:link w:val="a4"/>
     <w:rsid w:val="00482C70"/>
     <w:pPr>
       <w:pBdr>
@@ -3454,8 +3401,8 @@
       <w:szCs w:val="18"/>
     </w:rPr>
   </w:style>
-  <w:style w:type="character" w:customStyle="1" w:styleId="Char">
-    <w:name w:val="页眉 Char"/>
+  <w:style w:type="character" w:customStyle="1" w:styleId="a4">
+    <w:name w:val="页眉 字符"/>
     <w:link w:val="a3"/>
     <w:rsid w:val="00482C70"/>
     <w:rPr>
@@ -3464,10 +3411,10 @@
       <w:szCs w:val="18"/>
     </w:rPr>
   </w:style>
-  <w:style w:type="paragraph" w:styleId="a4">
+  <w:style w:type="paragraph" w:styleId="a5">
     <w:name w:val="footer"/>
     <w:basedOn w:val="a"/>
-    <w:link w:val="Char0"/>
+    <w:link w:val="a6"/>
     <w:rsid w:val="00482C70"/>
     <w:pPr>
       <w:tabs>
@@ -3482,9 +3429,9 @@
       <w:szCs w:val="18"/>
     </w:rPr>
   </w:style>
-  <w:style w:type="character" w:customStyle="1" w:styleId="Char0">
-    <w:name w:val="页脚 Char"/>
-    <w:link w:val="a4"/>
+  <w:style w:type="character" w:customStyle="1" w:styleId="a6">
+    <w:name w:val="页脚 字符"/>
+    <w:link w:val="a5"/>
     <w:rsid w:val="00482C70"/>
     <w:rPr>
       <w:kern w:val="2"/>
